--- a/report_instruction_2026_05.docx
+++ b/report_instruction_2026_05.docx
@@ -94,14 +94,217 @@
         <w:br/>
         <w:t>【市場趨勢相關新聞】</w:t>
         <w:br/>
+        <w:t>- Oracle：甲骨文攜手AWS擴大多雲網路合作，瞄準企業資料整合與生成式AI商機 - 優分析UAnalyze</w:t>
+        <w:br/>
+        <w:t>- Oracle：Google Cloud 擴大與 SAP、Accenture、Salesforce、Oracle 的合作以支援 Gemini Enterprise - AASTOCKS.com</w:t>
+        <w:br/>
+        <w:t>- Oracle：AI晶片大戰白熱化：AMD硬撼輝達，2026資料中心榮景能撐多久？ - CMoney投資網誌</w:t>
+        <w:br/>
+        <w:t>- Oracle：優步深化與AWS合作，AI晶片競爭亞馬遜再下一城，甲骨文軟銀佈局生變 - 墨新聞-MORE News</w:t>
+        <w:br/>
+        <w:t>- Oracle：【即時新聞】ORCL最新搭上AI發酵，爆量重挫近6%小心這檔拉回！ - CMoney投資網誌</w:t>
+        <w:br/>
+        <w:t>- Oracle：Oracle：AI 算力豪賭，賠率夠了嗎？ - Longbridge</w:t>
+        <w:br/>
+        <w:t>- Wiwynn：〈焦點股〉緯穎AI伺服器暢旺續布局北美 衝上5000元創新天價 - news.cnyes.com</w:t>
+        <w:br/>
+        <w:t>- Wiwynn：AI出貨旺 緯創3月業績攀峰 緯穎同寫最強Q1 - 工商時報</w:t>
+        <w:br/>
+        <w:t>- Wiwynn：緯創集團擴大北美AI製造 緯穎敲定38億元租德州廠備戰 - 自由財經</w:t>
+        <w:br/>
+        <w:t>- Wiwynn：目標價喊上天價！「AI伺服器大廠」週線狂收連5紅 法人看旺今年賺30個股本 - Yahoo股市</w:t>
+        <w:br/>
+        <w:t>- Wiwynn：2表比》外資喊老AI補漲30％！廣達、緯創、鴻海、緯穎...ODM四雄選誰好專家甜甜價大公開：這檔最有吸引力- 上市櫃 - 旺得富理財網</w:t>
+        <w:br/>
+        <w:t>- Wiwynn：AI伺服器動能續強，緯穎訂單能見度高- 新聞 - MoneyDJ理財網</w:t>
+        <w:br/>
+        <w:t>- Wiwynn：搶下 AI 伺服器轉單題材加持 緯穎股價創新高 - 經濟日報</w:t>
+        <w:br/>
+        <w:t>- Wiwynn：【即時新聞】緯穎股價站上4890元歷史新高，AI伺服器轉單題材加持業績成長 - CMoney投資網誌</w:t>
+        <w:br/>
+        <w:t>- Wiwynn：美股法說 META｜Meta 財報超預期卻遭血洗？AI 資本支出成兩面刃，台廠供應鏈緯穎、廣達受矚 (META US) - sinotrade.com.tw</w:t>
+        <w:br/>
+        <w:t>- Wiwynn：亞馬遜加碼投資 AI 鴻海、緯穎、廣達等動能不看淡 | 產業熱點 | 產業 - 經濟日報</w:t>
+        <w:br/>
+        <w:t>- Wiwynn：AI伺服器夯 緯穎3月每股賺27.1元 - 中時新聞網</w:t>
+        <w:br/>
+        <w:t>- Wiwynn：【即時新聞】緯穎宣布取得德州兩處廠房使用權，面積逾87萬平方英尺強化北美AI伺服器布局 - CMoney投資網誌</w:t>
+        <w:br/>
+        <w:t>- Wiwynn：【10:56 即時新聞】緯穎(6669)股價大漲逾8%，AI伺服器轉單與Agentic AI題材發酵＋多方格局延續、法人與主力同步加碼 - CMoney投資網誌</w:t>
+        <w:br/>
+        <w:t>- Wiwynn：法人喊價6500元！「AI伺服器廠」單月EPS賺27元超狂 Meta、甲骨文訂單加持業績強漲 - Yahoo股市</w:t>
+        <w:br/>
+        <w:t>- Wiwynn：海粉哭了！大摩喊買2檔老AI 廣達、緯創目標價出爐首選標的是他：潛在漲幅逾50％ - 上市櫃 - 旺得富理財網</w:t>
+        <w:br/>
+        <w:t>- Wiwynn：傳吃下美超微丟失訂單+AI代理商機 緯穎股價大漲 - 經濟日報</w:t>
+        <w:br/>
+        <w:t>- Wiwynn：【12:42 即時新聞】緯穎(6669)股價大漲至4585元，上漲7.88%，受AI伺服器與雲端題材加溫帶動，搭配三大法人與主力連日偏多籌碼加持 - CMoney投資網誌</w:t>
+        <w:br/>
+        <w:t>- Wiwynn：不只收割AI基建 PC也有斬獲緯創英業達3月業績登峰- 日報 - 工商時報</w:t>
+        <w:br/>
+        <w:t>- Wiwynn：目標價喊上天價！「AI伺服器大廠」週線狂收連5紅 法人看旺今年賺30個股本 - Yahoo新聞</w:t>
+        <w:br/>
+        <w:t>- Wiwynn：市場關注緯穎AI伺服器出貨量變化？ - 聯合新聞網</w:t>
+        <w:br/>
+        <w:t>- Wiwynn：狂吃 AI 訂單！緯穎(6669)EPS飆275元 轉單傳聞助攻挑戰5,000 元天價 - 理財周刊</w:t>
+        <w:br/>
+        <w:t>- Wiwynn：AI伺服器是否為緯穎獲利關鍵？ - 聯合新聞網</w:t>
+        <w:br/>
+        <w:t>- Wiwynn：這檔高純度AI慘掉1,200元！阮慕驊無視雜音挺爆「回測年線快低頭撿鑽石」另有2檔台積鏈股價也太委屈- 上市櫃 - 旺得富理財網</w:t>
+        <w:br/>
+        <w:t>- Wiwynn：《DJ在線》AI伺服器續強，組裝廠Q2動能延續- 新聞 - MoneyDJ理財網</w:t>
+        <w:br/>
+        <w:t>- Wiwynn：AI伺服器是否為緯穎未來主要獲利來源？ - 聯合新聞網</w:t>
+        <w:br/>
+        <w:t>- Wiwynn：AI伺服器需求強勁，緯穎獲利為何未明顯提升？ - 聯合新聞網</w:t>
+        <w:br/>
+        <w:t>- Wiwynn：AI伺服器需求對緯穎股價影響？ - 聯合新聞網</w:t>
+        <w:br/>
+        <w:t>- Wiwynn：英業達砸逾32億元 桃園大溪打造 AI 伺服器新產能 - 經濟日報</w:t>
+        <w:br/>
+        <w:t>- Wiwynn：AI伺服器需求對緯穎是利多還是利空？ - 聯合新聞網</w:t>
+        <w:br/>
+        <w:t>- Wiwynn：緯穎新廠將如何支援北美AI伺服器接單？ - 聯合新聞網</w:t>
+        <w:br/>
+        <w:t>- Wiwynn：緯穎對北美AI伺服器市場的長期佈局為何？ - 聯合新聞網</w:t>
+        <w:br/>
+        <w:t>- Wiwynn：新廠落成後，緯穎的AI伺服器產能預計增加多少？ - 聯合新聞網</w:t>
+        <w:br/>
+        <w:t>- Wiwynn：緯穎新廠的落成對北美AI伺服器供應鏈有何影響？ - 聯合新聞網</w:t>
+        <w:br/>
+        <w:t>- Wiwynn：討論牆 | AI伺服器動能續強，緯穎訂單能見度高 - LINE TODAY</w:t>
+        <w:br/>
+        <w:t>- Wiwynn：討論牆 | 〈焦點股〉緯穎AI伺服器暢旺續布局北美 衝上5000元創新天價 - LINE TODAY</w:t>
+        <w:br/>
+        <w:t>- Wiwynn：AI伺服器、筆電新品兩動能推升 廣達3月營收首破3000億元大關 - 知新聞</w:t>
+        <w:br/>
+        <w:t>- Wiwynn：EPS飆上500元！「AI伺服器大廠」目標價上看8000元 ASIC專案＋甲骨文轉單挹注利多明確 - FTNN 新聞網</w:t>
+        <w:br/>
+        <w:t>- Wiwynn：【即時新聞】鴻海AI伺服器出貨規模遭廣達追上，大和資本報告點出ODM產業投報率達30% - CMoney投資網誌</w:t>
+        <w:br/>
+        <w:t>- Wiwynn：2330 台積電 - 台積電、緯穎領銜AI族群飆漲證交所將33檔列入注意股- 股市爆料同學會 - 理財寶</w:t>
+        <w:br/>
+        <w:t>- Wiwynn：AI 工廠時代來臨：ODM 戰場從 L6 延伸到 L11 &amp; L12 - TechNews 科技新報</w:t>
+        <w:br/>
+        <w:t>- Wiwynn：致茂1Q26營運創高 AI伺服器與SLT測試驅動獲利爆發 - 優分析UAnalyze</w:t>
+        <w:br/>
+        <w:t>- Wiwynn：【即時新聞】高盛首選鴻海AI伺服器出貨放量，3-5月營收年增兩位數 - CMoney投資網誌</w:t>
+        <w:br/>
+        <w:t>- Wiwynn：AI訂單接到手軟！廣達、緯創3月營收雙刷歷史新高 - 中時新聞網</w:t>
+        <w:br/>
+        <w:t>- Wiwynn：焦點股：緯穎有望受惠亞馬遜AI投資擴張， 股價沿短期均線走高 - MSN</w:t>
+        <w:br/>
+        <w:t>- Wiwynn：〈電子五哥營收〉仁寶Q1營收重返2000億元 預期Q2 AI伺服器維持倍數成長 - 優分析UAnalyze</w:t>
+        <w:br/>
+        <w:t>- Wiwynn：AI需求從訓練轉向推論市場 華碩、技嘉、微星伺服器業務進入收割期 - 優分析UAnalyze</w:t>
         <w:br/>
         <w:br/>
         <w:t>【技術更新相關新聞】</w:t>
         <w:br/>
+        <w:t>- Wiwynn：〈焦點股〉緯穎AI伺服器暢旺續布局北美 衝上5000元創新天價 - news.cnyes.com</w:t>
+        <w:br/>
+        <w:t>- Wiwynn：目標價喊上天價！「AI伺服器大廠」週線狂收連5紅 法人看旺今年賺30個股本 - Yahoo股市</w:t>
+        <w:br/>
+        <w:t>- Wiwynn：AI伺服器動能續強，緯穎訂單能見度高- 新聞 - MoneyDJ理財網</w:t>
+        <w:br/>
+        <w:t>- Wiwynn：搶下 AI 伺服器轉單題材加持 緯穎股價創新高 - 經濟日報</w:t>
+        <w:br/>
+        <w:t>- Wiwynn：【即時新聞】緯穎股價站上4890元歷史新高，AI伺服器轉單題材加持業績成長 - CMoney投資網誌</w:t>
+        <w:br/>
+        <w:t>- Wiwynn：AI伺服器夯 緯穎3月每股賺27.1元 - 中時新聞網</w:t>
+        <w:br/>
+        <w:t>- Wiwynn：【即時新聞】緯穎宣布取得德州兩處廠房使用權，面積逾87萬平方英尺強化北美AI伺服器布局 - CMoney投資網誌</w:t>
+        <w:br/>
+        <w:t>- Wiwynn：【10:56 即時新聞】緯穎(6669)股價大漲逾8%，AI伺服器轉單與Agentic AI題材發酵＋多方格局延續、法人與主力同步加碼 - CMoney投資網誌</w:t>
+        <w:br/>
+        <w:t>- Wiwynn：IT 硬體廠第1季營收超標 法人看好這些伺服器供應鏈 - 經濟日報</w:t>
+        <w:br/>
+        <w:t>- Wiwynn：法人喊價6500元！「AI伺服器廠」單月EPS賺27元超狂 Meta、甲骨文訂單加持業績強漲 - Yahoo股市</w:t>
+        <w:br/>
+        <w:t>- Wiwynn：研調：通用型伺服器交期延長- 日報 - 工商時報</w:t>
+        <w:br/>
+        <w:t>- Wiwynn：【12:42 即時新聞】緯穎(6669)股價大漲至4585元，上漲7.88%，受AI伺服器與雲端題材加溫帶動，搭配三大法人與主力連日偏多籌碼加持 - CMoney投資網誌</w:t>
+        <w:br/>
+        <w:t>- Wiwynn：目標價喊上天價！「AI伺服器大廠」週線狂收連5紅 法人看旺今年賺30個股本 - Yahoo新聞</w:t>
+        <w:br/>
+        <w:t>- Wiwynn：市場關注緯穎AI伺服器出貨量變化？ - 聯合新聞網</w:t>
+        <w:br/>
+        <w:t>- Wiwynn：〈電子五哥營收〉緯創3月、Q1營收雙創高 預期Q2伺服器動能持續走強 - 優分析UAnalyze</w:t>
+        <w:br/>
+        <w:t>- Wiwynn：AI伺服器是否為緯穎獲利關鍵？ - 聯合新聞網</w:t>
+        <w:br/>
+        <w:t>- Wiwynn：《DJ在線》AI伺服器續強，組裝廠Q2動能延續- 新聞 - MoneyDJ理財網</w:t>
+        <w:br/>
+        <w:t>- Wiwynn：AI伺服器是否為緯穎未來主要獲利來源？ - 聯合新聞網</w:t>
+        <w:br/>
+        <w:t>- Wiwynn：AI伺服器需求強勁，緯穎獲利為何未明顯提升？ - 聯合新聞網</w:t>
+        <w:br/>
+        <w:t>- Wiwynn：AI伺服器需求對緯穎股價影響？ - 聯合新聞網</w:t>
+        <w:br/>
+        <w:t>- Wiwynn：英業達砸逾32億元 桃園大溪打造 AI 伺服器新產能 - 經濟日報</w:t>
+        <w:br/>
+        <w:t>- Wiwynn：AI伺服器需求對緯穎是利多還是利空？ - 聯合新聞網</w:t>
+        <w:br/>
+        <w:t>- Wiwynn：緯穎新廠將如何支援北美AI伺服器接單？ - 聯合新聞網</w:t>
+        <w:br/>
+        <w:t>- Wiwynn：緯穎對北美AI伺服器市場的長期佈局為何？ - 聯合新聞網</w:t>
+        <w:br/>
+        <w:t>- Wiwynn：新廠落成後，緯穎的AI伺服器產能預計增加多少？ - 聯合新聞網</w:t>
+        <w:br/>
+        <w:t>- Wiwynn：緯穎新廠的落成對北美AI伺服器供應鏈有何影響？ - 聯合新聞網</w:t>
+        <w:br/>
+        <w:t>- Wiwynn：討論牆 | AI伺服器動能續強，緯穎訂單能見度高 - LINE TODAY</w:t>
+        <w:br/>
+        <w:t>- Wiwynn：討論牆 | 〈焦點股〉緯穎AI伺服器暢旺續布局北美 衝上5000元創新天價 - LINE TODAY</w:t>
+        <w:br/>
+        <w:t>- Wiwynn：AI伺服器、筆電新品兩動能推升 廣達3月營收首破3000億元大關 - 知新聞</w:t>
+        <w:br/>
+        <w:t>- Wiwynn：EPS飆上500元！「AI伺服器大廠」目標價上看8000元 ASIC專案＋甲骨文轉單挹注利多明確 - FTNN 新聞網</w:t>
+        <w:br/>
+        <w:t>- Wiwynn：【即時新聞】鴻海AI伺服器出貨規模遭廣達追上，大和資本報告點出ODM產業投報率達30% - CMoney投資網誌</w:t>
+        <w:br/>
+        <w:t>- Wiwynn：致茂1Q26營運創高 AI伺服器與SLT測試驅動獲利爆發 - 優分析UAnalyze</w:t>
+        <w:br/>
+        <w:t>- Wiwynn：【即時新聞】高盛首選鴻海AI伺服器出貨放量，3-5月營收年增兩位數 - CMoney投資網誌</w:t>
+        <w:br/>
+        <w:t>- Wiwynn：〈電子五哥營收〉仁寶Q1營收重返2000億元 預期Q2 AI伺服器維持倍數成長 - 優分析UAnalyze</w:t>
+        <w:br/>
+        <w:t>- Wiwynn：AI需求從訓練轉向推論市場 華碩、技嘉、微星伺服器業務進入收割期 - 優分析UAnalyze</w:t>
         <w:br/>
         <w:br/>
         <w:t>【財務與策略相關新聞】</w:t>
         <w:br/>
+        <w:t>- Wiwynn：美股法說 META｜Meta 財報超預期卻遭血洗？AI 資本支出成兩面刃，台廠供應鏈緯穎、廣達受矚 (META US) - sinotrade.com.tw</w:t>
+        <w:br/>
+        <w:t>- Wiwynn：IT 硬體廠第1季營收超標 法人看好這些伺服器供應鏈 - 經濟日報</w:t>
+        <w:br/>
+        <w:t>- Wiwynn：緯創3月營收創單月新高 首季業績寫歷年單季最強 - 自由時報</w:t>
+        <w:br/>
+        <w:t>- Wiwynn：緯創首季營收攀峰 緯穎同期最佳 - 經濟日報</w:t>
+        <w:br/>
+        <w:t>- Wiwynn：緯創3月營收3,330億元創新高 緯穎986億元創次高 - 經濟日報</w:t>
+        <w:br/>
+        <w:t>- Wiwynn：〈電子五哥營收〉緯創3月、Q1營收雙創高 預期Q2伺服器動能持續走強 - 優分析UAnalyze</w:t>
+        <w:br/>
+        <w:t>- Wiwynn：AI伺服器、筆電新品兩動能推升 廣達3月營收首破3000億元大關 - 知新聞</w:t>
+        <w:br/>
+        <w:t>- Wiwynn：【即時新聞】鴻海AI伺服器出貨規模遭廣達追上，大和資本報告點出ODM產業投報率達30% - CMoney投資網誌</w:t>
+        <w:br/>
+        <w:t>- Wiwynn：緯創獲利噴發！3月營收狂吸3330億元、年增117％ 續創歷史新高 - FTNN 新聞網</w:t>
+        <w:br/>
+        <w:t>- Wiwynn：投報率仍達三成！大和資本喊買三檔 ODM 廠 布局時機到 - 經濟日報</w:t>
+        <w:br/>
+        <w:t>- Wiwynn：CSP 業者今年資本支出有望逾5,000億美元 鴻海、緯穎等供應鏈受惠 | 市場焦點 | 證券 - 經濟日報</w:t>
+        <w:br/>
+        <w:t>- Wiwynn：【即時新聞】高盛首選鴻海AI伺服器出貨放量，3-5月營收年增兩位數 - CMoney投資網誌</w:t>
+        <w:br/>
+        <w:t>- Wiwynn：AI訂單接到手軟！廣達、緯創3月營收雙刷歷史新高 - 中時新聞網</w:t>
+        <w:br/>
+        <w:t>- Wiwynn：EPS飆破27元！緯穎與「這探針卡大廠」熱到發燙直攻2027 營收年增17.8%權證熱 - FTNN 新聞網</w:t>
+        <w:br/>
+        <w:t>- Wiwynn：目標價全面大升！高盛點名「最強4台股」：鴻海列首選、緯穎衝6400元台廠營收連三月狂飆全面開火 - FTNN 新聞網</w:t>
+        <w:br/>
+        <w:t>- Wiwynn：〈電子五哥營收〉仁寶Q1營收重返2000億元 預期Q2 AI伺服器維持倍數成長 - 優分析UAnalyze</w:t>
         <w:br/>
       </w:r>
     </w:p>

--- a/report_instruction_2026_05.docx
+++ b/report_instruction_2026_05.docx
@@ -89,222 +89,356 @@
         <w:t>並說明這些變化對 Oracle、ODM/OEM 與終端客戶各自的商業含義。</w:t>
         <w:br/>
         <w:br/>
-        <w:t>＝＝＝＝ 本月已整理新聞資料 ＝＝＝＝</w:t>
+        <w:t>＝＝＝＝ 本月已整理新聞資料 (全球+在地) ＝＝＝＝</w:t>
         <w:br/>
         <w:br/>
         <w:t>【市場趨勢相關新聞】</w:t>
         <w:br/>
+        <w:t>- Oracle：Data Center World 2026: AI Pushes Infrastructure to New Limits - Data Center Knowledge</w:t>
+        <w:br/>
+        <w:t>- Oracle：Global energy demands within the AI regulatory landscape - Brookings</w:t>
+        <w:br/>
+        <w:t>- Oracle：Larry Ellison’s betting everything on OpenAI. Will it pay off or pop the bubble? - The Verge</w:t>
+        <w:br/>
+        <w:t>- Oracle：Powering AI: Barclays Names Best Data Center Operator Stocks to Own - Investing.com</w:t>
+        <w:br/>
+        <w:t>- Oracle：Oracle reportedly cancels $1.4B AI server order with Supermicro - MSN</w:t>
+        <w:br/>
+        <w:t>- Oracle：News | Blackstone launches data center REIT in bet on AI boom - CoStar</w:t>
+        <w:br/>
+        <w:t>- Oracle：Related Digital and Blackstone secure $16 billion to build Oracle's Michigan AI data center - qz.com</w:t>
+        <w:br/>
+        <w:t>- Oracle：Oracle rolls out 8 AI HR tools to handle hiring, scheduling and support - Stock Titan</w:t>
+        <w:br/>
+        <w:t>- Oracle：Data centers are now military targets: Iran threatens Stargate AI facility after strikes on AWS and Oracle in the Gulf - Silicon Canals</w:t>
+        <w:br/>
+        <w:t>- Oracle：Bloom Energy Rockets 23% as Fuel Cell Tech Becomes the AI Data Center Power Play of 2026 - 24/7 Wall St.</w:t>
+        <w:br/>
+        <w:t>- Oracle：Oracle Stock Is No High-Risk AI Play, Says Analyst. Why It Can Challenge Microsoft, Amazon. - Barron's</w:t>
+        <w:br/>
+        <w:t>- Oracle：Bloom Energy stock pops over 50% on back of massive new Oracle AI datacenter deal - The Cool Down</w:t>
+        <w:br/>
+        <w:t>- Oracle：Cloud, data center and AI hires signal next phase of infrastructure expansion - EdgeIR</w:t>
+        <w:br/>
+        <w:t>- Oracle：Oracle-Bloom Energy AI Power Deal Sends Stocks Soaring 20% - The Tech Buzz</w:t>
+        <w:br/>
+        <w:t>- Oracle：Oracle Bottoms: A Multi-Cloud Future Is Ahead—and Undervalued - MarketBeat</w:t>
+        <w:br/>
+        <w:t>- Oracle：Oracle’s New AWS Partnership Just Put It Ahead of Azure and Google Cloud - 24/7 Wall St.</w:t>
+        <w:br/>
+        <w:t>- Oracle：Oracle’s $300B AI deal pushes Wall Street lending to limits - MSN</w:t>
+        <w:br/>
+        <w:t>- Oracle：OpenAI reworks Stargate data center strategy as site plans change - digitimes</w:t>
+        <w:br/>
+        <w:t>- Oracle：Oracle Lays Off 30,000 As AI Spending Surges - Forbes</w:t>
+        <w:br/>
+        <w:t>- Oracle：Oracle Stock Is Paying the Price for OpenAI’s Failures - Barron's</w:t>
+        <w:br/>
+        <w:t>- Oracle：How Oracle’s Canceled Nvidia Server Order At Supermicro (SMCI) Has Changed Its AI Infrastructure Investment Story - Yahoo Finance</w:t>
+        <w:br/>
+        <w:t>- Oracle：Nutanix Goes Big On Agentic AI, Adds Multi-Tenant Cloud Capabilities - crn.com</w:t>
+        <w:br/>
+        <w:t>- Oracle：From OpenAI to Nvidia, firms channel billions into AI infrastructure as demand booms - Reuters</w:t>
+        <w:br/>
+        <w:t>- Oracle：Oracle hires Hilary Maxson as CFO amid AI-driven expansion - MSN</w:t>
+        <w:br/>
+        <w:t>- Oracle：Is Oracle Undervalued as Cloud Growth Accelerates? - MarketBeat</w:t>
+        <w:br/>
+        <w:t>- Oracle：Uber is the latest to be won over by Amazon’s AI chips - TechCrunch</w:t>
+        <w:br/>
+        <w:t>- Oracle：Bloom Energy Jumps 14%, Oracle Rises 7% as Fuel Cell Deal Fuels AI Data Center Power Race - AOL.com</w:t>
+        <w:br/>
+        <w:t>- Oracle：World NVMe Over Fiber Channel - Market Analysis, Forecast, Size, Trends and Insights - IndexBox</w:t>
+        <w:br/>
+        <w:t>- Oracle：NVIDIA's AI Factory Vision: Can It Further Boost Data Center Growth? - TradingView</w:t>
+        <w:br/>
+        <w:t>- Oracle：Is Supermicro's AI Campus Expansion And Oracle Setback Altering The Investment Case For Super Micro Computer (SMCI)? - simplywall.st</w:t>
+        <w:br/>
+        <w:t>- Oracle：5 stocks positioned to win the AI data center buildout - MSN</w:t>
+        <w:br/>
+        <w:t>- Oracle：Turtle Creek Wealth Advisors LLC Has $2.88 Million Holdings in Oracle Corporation $ORCL - MarketBeat</w:t>
+        <w:br/>
+        <w:t>- Oracle：Iranian missile blitz takes down AWS data centers in Bahrain and Dubai — Amazon reportedly declares “hard down” status for multiple zones - Tom's Hardware</w:t>
+        <w:br/>
+        <w:t>- Oracle：The Best AI Stocks to Buy Now - Morningstar</w:t>
+        <w:br/>
+        <w:t>- Oracle：Iran threatens to destroy OpenAI’s $30bn Stargate data centre in Abu Dhabi - The Next Web</w:t>
+        <w:br/>
+        <w:t>- Oracle：Data Center Liquid Cooling Market: Size, Share and Forecast - vocal.media</w:t>
+        <w:br/>
+        <w:t>- Oracle：Omer Adam’s AI company signs billion-dollar deal with AI infrastructure giant Crusoe - The Jerusalem Post</w:t>
+        <w:br/>
+        <w:t>- Oracle：Oracle’s $16 Billion Michigan Megaproject Hides a $1.4 Billion Supply Chain Shock - AD HOC NEWS</w:t>
+        <w:br/>
+        <w:t>- Oracle：Pre-Market Surge of Over 15%. What Oracle’s 2.8GW Fuel Cell Order Brings to Bloom Energy? - TradingKey</w:t>
+        <w:br/>
+        <w:t>- Oracle：Debris from intercepted missile hits Oracle Dubai office - MSN</w:t>
+        <w:br/>
+        <w:t>- Oracle：Cloud Computing Stocks: Find Top Cloud Stocks And Track Industry Trends - Investor's Business Daily</w:t>
+        <w:br/>
+        <w:t>- Oracle：Best Cloud Computing Stocks for 2026 and How to Invest - The Motley Fool</w:t>
+        <w:br/>
+        <w:t>- Oracle：Is Oracle Undervalued as Cloud Growth Accelerates? - TradingView</w:t>
+        <w:br/>
+        <w:t>- Oracle：Top Cloud Technologies Shaping the Tech Landscape - Simplilearn.com</w:t>
+        <w:br/>
+        <w:t>- Oracle：Bloom Energy Stock Rockets 17% on Massive Oracle Deal to Power AI Data Centers with 2.8 GW Fuel Cells - International Business Times Australia</w:t>
+        <w:br/>
+        <w:t>- Oracle：The Rapid Growth of Modular Data Centers and Supermicro Expansion - HarianBasis.co</w:t>
+        <w:br/>
+        <w:t>- Oracle：Amazon AI Chips Score Major Victory as Uber Shifts Cloud Strategy from Oracle and Google - Dailyhunt</w:t>
+        <w:br/>
+        <w:t>- Oracle：Oracle’s $125 Billion Debt Pile Tests Wall Street’s Faith in a $553 Billion AI Backlog - AD HOC NEWS</w:t>
+        <w:br/>
+        <w:t>- Oracle：Google Picks Vizag for $15 Billion AI Data Center, Puts City on Global Tech Map - Analytics Insight</w:t>
+        <w:br/>
         <w:t>- Oracle：甲骨文攜手AWS擴大多雲網路合作，瞄準企業資料整合與生成式AI商機 - 優分析UAnalyze</w:t>
         <w:br/>
-        <w:t>- Oracle：Google Cloud 擴大與 SAP、Accenture、Salesforce、Oracle 的合作以支援 Gemini Enterprise - AASTOCKS.com</w:t>
+        <w:t>- Oracle：甲骨文ORCL週二收跌4.05%，成交55億美元，OpenAI銷售與新增用戶目標未達，拖累核心AI合作夥伴股價 - Bitget</w:t>
         <w:br/>
-        <w:t>- Oracle：AI晶片大戰白熱化：AMD硬撼輝達，2026資料中心榮景能撐多久？ - CMoney投資網誌</w:t>
+        <w:t>- Oracle：AI 擴張燒錢 甲骨文延攬施耐德電機大將任財務長 - TechNews 科技新報</w:t>
+        <w:br/>
+        <w:t>- Oracle：美超微痛失甲骨文「14億美元」訂單外資點名1台廠有望受惠| 財經焦點 - 太報 TaiSounds</w:t>
+        <w:br/>
+        <w:t>- Oracle：OpenAI營運不夠給力 牽連甲骨文重挫4%連四黑 - 台視全球資訊網</w:t>
         <w:br/>
         <w:t>- Oracle：優步深化與AWS合作，AI晶片競爭亞馬遜再下一城，甲骨文軟銀佈局生變 - 墨新聞-MORE News</w:t>
         <w:br/>
-        <w:t>- Oracle：【即時新聞】ORCL最新搭上AI發酵，爆量重挫近6%小心這檔拉回！ - CMoney投資網誌</w:t>
+        <w:t>- Oracle：【即時新聞】超微(AMD)與甲骨文(ORCL)迎爆發！AI短缺潮催生下個破兆巨頭 - CMoney投資網誌</w:t>
         <w:br/>
-        <w:t>- Oracle：Oracle：AI 算力豪賭，賠率夠了嗎？ - Longbridge</w:t>
+        <w:t>- Oracle：《美股》OpenAI隱憂衝擊甲骨文/費半等巨頭財報- 新聞 - MoneyDJ理財網</w:t>
         <w:br/>
-        <w:t>- Wiwynn：〈焦點股〉緯穎AI伺服器暢旺續布局北美 衝上5000元創新天價 - news.cnyes.com</w:t>
+        <w:t>- Oracle：【即時新聞】緯穎股價站上4890元歷史新高，AI伺服器轉單題材加持業績成長 - CMoney投資網誌</w:t>
         <w:br/>
-        <w:t>- Wiwynn：AI出貨旺 緯創3月業績攀峰 緯穎同寫最強Q1 - 工商時報</w:t>
+        <w:t>- Oracle：【即時新聞】甲骨文(ORCL)獲Wedbush首評優於大盤，目標價上看225美元！AI雲端基礎設施迎爆發 - CMoney投資網誌</w:t>
         <w:br/>
-        <w:t>- Wiwynn：緯創集團擴大北美AI製造 緯穎敲定38億元租德州廠備戰 - 自由財經</w:t>
+        <w:t>- Oracle：不只賣雲端！AWS 推 AI 代理搶攻辦公市場，微軟、甲骨文迎來正面對決 - TechOrange 科技報橘</w:t>
         <w:br/>
-        <w:t>- Wiwynn：目標價喊上天價！「AI伺服器大廠」週線狂收連5紅 法人看旺今年賺30個股本 - Yahoo股市</w:t>
+        <w:t>- Oracle：AI吃電怪獸失控？從Bloom Energy暴衝到Oracle簽大單 「資料中心電荒」正改寫能源版圖 - 理財寶</w:t>
+        <w:br/>
+        <w:t>- Oracle：【即時新聞】ORCL最新雲端飆增84%，股價強彈近9%還能卡位嗎？ - CMoney投資網誌</w:t>
+        <w:br/>
+        <w:t>- Oracle：AI軍備競賽點火：從Palantir到Intel、Oracle、Meta與TSMC 華爾街押注新一輪晶片與雲端洗牌 - CMoney投資網誌</w:t>
+        <w:br/>
+        <w:t>- Oracle：AI黃金潮的暗黑面：從Block到Oracle，大裁員預告科技人才寒冬 - CMoney投資網誌</w:t>
+        <w:br/>
+        <w:t>- Oracle：【21:36 即時新聞】Oracle(ORCL) 勁揚逾5% AI 整體疑慮升溫但法人維持樂觀看好雲端長線 - CMoney投資網誌</w:t>
+        <w:br/>
+        <w:t>- Oracle：AI算力大戰白熱化 009819卡位ASIC、網通兩大贏家 - yesmedia.com.tw</w:t>
+        <w:br/>
+        <w:t>- Oracle：【即時新聞】AI缺電解方發酵！Bloom Energy(BE)獲甲骨文大單，單週狂飆29%創一年新高 - CMoney投資網誌</w:t>
+        <w:br/>
+        <w:t>- Oracle：AI伺服器夯 緯穎3月每股賺27.1元 - 中時新聞網</w:t>
+        <w:br/>
+        <w:t>- Oracle：財經名嘴Jim Cramer欽點散熱商機 看好AI基礎設施商Vertiv - PChome Online 新聞</w:t>
+        <w:br/>
+        <w:t>- Oracle：OpenAI 跌落神壇？美債危機又來？台股開盤慘兮兮、4萬點大關得而復失 - PChome Online 新聞</w:t>
+        <w:br/>
+        <w:t>- Wiwynn：Oracle moves Supermicro orders to Taiwan, elevating local server makers - digitimes</w:t>
+        <w:br/>
+        <w:t>- Wiwynn：Wiwynn Rides AI Server Boom to Record-Breaking Quarter - TVBS新聞網</w:t>
+        <w:br/>
+        <w:t>- Wiwynn：Tech industry growth drives Taiwan convertible bond sales to Q1 record - Taipei Times</w:t>
+        <w:br/>
+        <w:t>- Wiwynn：Unravelling Hedge Fund Trade Derails Boom in Taiwan Convertibles - Mint</w:t>
+        <w:br/>
+        <w:t>- Wiwynn：Nvidia's 'Party AIn't Over Yet', BNP Says: The Bull Case Most People Haven't Heard Yet - Dailyhunt</w:t>
+        <w:br/>
+        <w:t>- Wiwynn：From Copper to Light: TSMC’s COUPE Powers AI’s Next Era - TVBS新聞網</w:t>
+        <w:br/>
+        <w:t>- Wiwynn：Oracle Corporation (ORCL) - Reported Cancellation of $1.4B Super Micro AI Rack Contract Triggers Cross-Sector Volatility - Stock Idea Sharing Hub - Newser</w:t>
         <w:br/>
         <w:t>- Wiwynn：2表比》外資喊老AI補漲30％！廣達、緯創、鴻海、緯穎...ODM四雄選誰好專家甜甜價大公開：這檔最有吸引力- 上市櫃 - 旺得富理財網</w:t>
         <w:br/>
-        <w:t>- Wiwynn：AI伺服器動能續強，緯穎訂單能見度高- 新聞 - MoneyDJ理財網</w:t>
+        <w:t>- Wiwynn：AI伺服器進入爆發期 台廠搶進整櫃戰場 - 民報</w:t>
         <w:br/>
-        <w:t>- Wiwynn：搶下 AI 伺服器轉單題材加持 緯穎股價創新高 - 經濟日報</w:t>
+        <w:t>- Wiwynn：AI主升段擴散！載板、散熱、電源接棒、法人點名買進一次看 | 新頭殼 - LINE TODAY</w:t>
         <w:br/>
-        <w:t>- Wiwynn：【即時新聞】緯穎股價站上4890元歷史新高，AI伺服器轉單題材加持業績成長 - CMoney投資網誌</w:t>
+        <w:t>- Wiwynn：匯鑽科AI矽光子接單加速且水冷散熱組件自主生產 泰國新增產能將動工 - 優分析UAnalyze</w:t>
         <w:br/>
-        <w:t>- Wiwynn：美股法說 META｜Meta 財報超預期卻遭血洗？AI 資本支出成兩面刃，台廠供應鏈緯穎、廣達受矚 (META US) - sinotrade.com.tw</w:t>
+        <w:t>- Wiwynn：AI 工廠時代來臨：ODM 戰場從 L6 延伸到 L11 &amp; L12 - TechNews 科技新報</w:t>
         <w:br/>
-        <w:t>- Wiwynn：亞馬遜加碼投資 AI 鴻海、緯穎、廣達等動能不看淡 | 產業熱點 | 產業 - 經濟日報</w:t>
+        <w:t>- Wiwynn：2330 台積電 - 台積電、緯穎領銜AI族群飆漲證交所將33檔列入注意股- 股市爆料同學會 - 理財寶</w:t>
         <w:br/>
-        <w:t>- Wiwynn：AI伺服器夯 緯穎3月每股賺27.1元 - 中時新聞網</w:t>
+        <w:t>- Wiwynn：台股創高帶動ETF翻紅 AI四大族群成資金新主軸 - 樂聯網</w:t>
         <w:br/>
-        <w:t>- Wiwynn：【即時新聞】緯穎宣布取得德州兩處廠房使用權，面積逾87萬平方英尺強化北美AI伺服器布局 - CMoney投資網誌</w:t>
-        <w:br/>
-        <w:t>- Wiwynn：【10:56 即時新聞】緯穎(6669)股價大漲逾8%，AI伺服器轉單與Agentic AI題材發酵＋多方格局延續、法人與主力同步加碼 - CMoney投資網誌</w:t>
-        <w:br/>
-        <w:t>- Wiwynn：法人喊價6500元！「AI伺服器廠」單月EPS賺27元超狂 Meta、甲骨文訂單加持業績強漲 - Yahoo股市</w:t>
-        <w:br/>
-        <w:t>- Wiwynn：海粉哭了！大摩喊買2檔老AI 廣達、緯創目標價出爐首選標的是他：潛在漲幅逾50％ - 上市櫃 - 旺得富理財網</w:t>
-        <w:br/>
-        <w:t>- Wiwynn：傳吃下美超微丟失訂單+AI代理商機 緯穎股價大漲 - 經濟日報</w:t>
-        <w:br/>
-        <w:t>- Wiwynn：【12:42 即時新聞】緯穎(6669)股價大漲至4585元，上漲7.88%，受AI伺服器與雲端題材加溫帶動，搭配三大法人與主力連日偏多籌碼加持 - CMoney投資網誌</w:t>
-        <w:br/>
-        <w:t>- Wiwynn：不只收割AI基建 PC也有斬獲緯創英業達3月業績登峰- 日報 - 工商時報</w:t>
-        <w:br/>
-        <w:t>- Wiwynn：目標價喊上天價！「AI伺服器大廠」週線狂收連5紅 法人看旺今年賺30個股本 - Yahoo新聞</w:t>
-        <w:br/>
-        <w:t>- Wiwynn：市場關注緯穎AI伺服器出貨量變化？ - 聯合新聞網</w:t>
-        <w:br/>
-        <w:t>- Wiwynn：狂吃 AI 訂單！緯穎(6669)EPS飆275元 轉單傳聞助攻挑戰5,000 元天價 - 理財周刊</w:t>
-        <w:br/>
-        <w:t>- Wiwynn：AI伺服器是否為緯穎獲利關鍵？ - 聯合新聞網</w:t>
-        <w:br/>
-        <w:t>- Wiwynn：這檔高純度AI慘掉1,200元！阮慕驊無視雜音挺爆「回測年線快低頭撿鑽石」另有2檔台積鏈股價也太委屈- 上市櫃 - 旺得富理財網</w:t>
-        <w:br/>
-        <w:t>- Wiwynn：《DJ在線》AI伺服器續強，組裝廠Q2動能延續- 新聞 - MoneyDJ理財網</w:t>
-        <w:br/>
-        <w:t>- Wiwynn：AI伺服器是否為緯穎未來主要獲利來源？ - 聯合新聞網</w:t>
-        <w:br/>
-        <w:t>- Wiwynn：AI伺服器需求強勁，緯穎獲利為何未明顯提升？ - 聯合新聞網</w:t>
-        <w:br/>
-        <w:t>- Wiwynn：AI伺服器需求對緯穎股價影響？ - 聯合新聞網</w:t>
+        <w:t>- Wiwynn：🎯AI漲完了？錯！AI二部曲：誰是下一檔「低位階」轉機黑馬？ - 鉅亨號</w:t>
         <w:br/>
         <w:t>- Wiwynn：英業達砸逾32億元 桃園大溪打造 AI 伺服器新產能 - 經濟日報</w:t>
         <w:br/>
-        <w:t>- Wiwynn：AI伺服器需求對緯穎是利多還是利空？ - 聯合新聞網</w:t>
+        <w:t>- Wiwynn：環形均熱片成AI新標配 竑騰獨吞設備訂單、雙軌並進大擴產 - 優分析UAnalyze</w:t>
         <w:br/>
-        <w:t>- Wiwynn：緯穎新廠將如何支援北美AI伺服器接單？ - 聯合新聞網</w:t>
+        <w:t>- Wiwynn：【美股動態】AI行情再點火，美股還能衝多久？-CMoney 研究員 - CMoney投資網誌</w:t>
         <w:br/>
-        <w:t>- Wiwynn：緯穎對北美AI伺服器市場的長期佈局為何？ - 聯合新聞網</w:t>
+        <w:t>- Wiwynn：〈熱門股〉精確搶搭AI大商機 股價周漲逾26%創新高 - 優分析UAnalyze</w:t>
         <w:br/>
-        <w:t>- Wiwynn：新廠落成後，緯穎的AI伺服器產能預計增加多少？ - 聯合新聞網</w:t>
+        <w:t>- Wiwynn：台股創高帶動ETF翻紅 AI四大族群成資金新主軸 - 蕃新聞</w:t>
         <w:br/>
-        <w:t>- Wiwynn：緯穎新廠的落成對北美AI伺服器供應鏈有何影響？ - 聯合新聞網</w:t>
+        <w:t>- Wiwynn：謝金河點名10檔黑馬　AI浪潮引爆翻身行情 - ETtoday財經雲</w:t>
         <w:br/>
-        <w:t>- Wiwynn：討論牆 | AI伺服器動能續強，緯穎訂單能見度高 - LINE TODAY</w:t>
+        <w:t>- Wiwynn：【美股動態】Azure漲40%還在跌？190億美元的代價市場在重新算 - CMoney投資網誌</w:t>
         <w:br/>
-        <w:t>- Wiwynn：討論牆 | 〈焦點股〉緯穎AI伺服器暢旺續布局北美 衝上5000元創新天價 - LINE TODAY</w:t>
+        <w:t>- Wiwynn：【美股動態】AWS最快成長15季，亞馬遜的AI基建押注已沒有退路 - CMoney投資網誌</w:t>
         <w:br/>
-        <w:t>- Wiwynn：AI伺服器、筆電新品兩動能推升 廣達3月營收首破3000億元大關 - 知新聞</w:t>
+        <w:t>- Wiwynn：AI權值股轉強 多空關鍵價 上檔無壓是誰？ | 新頭殼 - LINE TODAY</w:t>
         <w:br/>
-        <w:t>- Wiwynn：EPS飆上500元！「AI伺服器大廠」目標價上看8000元 ASIC專案＋甲骨文轉單挹注利多明確 - FTNN 新聞網</w:t>
+        <w:t>- Wiwynn：【美股動態】Google財報炸裂，台股AI鏈要飛？-CMoney 研究員 - CMoney投資網誌</w:t>
         <w:br/>
-        <w:t>- Wiwynn：【即時新聞】鴻海AI伺服器出貨規模遭廣達追上，大和資本報告點出ODM產業投報率達30% - CMoney投資網誌</w:t>
+        <w:t>- Wiwynn：微軟 Q1 財報：AI 營收暴增 123%！1,900 億美元資本支出如何重塑台股供應鏈？ - CMoney投資網誌</w:t>
         <w:br/>
-        <w:t>- Wiwynn：2330 台積電 - 台積電、緯穎領銜AI族群飆漲證交所將33檔列入注意股- 股市爆料同學會 - 理財寶</w:t>
+        <w:t>- Wiwynn：【美股動態】每買1美元輝達，背後藏著10美元商機？市場還沒算到這筆帳 - CMoney投資網誌</w:t>
         <w:br/>
-        <w:t>- Wiwynn：AI 工廠時代來臨：ODM 戰場從 L6 延伸到 L11 &amp; L12 - TechNews 科技新報</w:t>
+        <w:t>- Wiwynn：台灣站在AI軍備競賽最前緣！13家兆元企業挺進浪尖謝金河：股價不泡沫關鍵在「這件事」 - 上市櫃 - 旺得富理財網</w:t>
         <w:br/>
-        <w:t>- Wiwynn：致茂1Q26營運創高 AI伺服器與SLT測試驅動獲利爆發 - 優分析UAnalyze</w:t>
+        <w:t>- Wiwynn：【美股動態】Intel盤後暴衝20%，AI算力換人搶？ - CMoney投資網誌</w:t>
         <w:br/>
-        <w:t>- Wiwynn：【即時新聞】高盛首選鴻海AI伺服器出貨放量，3-5月營收年增兩位數 - CMoney投資網誌</w:t>
+        <w:t>- Wiwynn：【美股動態】微軟年跌23%還在跌，AI燒錢的帳市場還沒算完 - CMoney投資網誌</w:t>
         <w:br/>
-        <w:t>- Wiwynn：AI訂單接到手軟！廣達、緯創3月營收雙刷歷史新高 - 中時新聞網</w:t>
+        <w:t>- Wiwynn：【美股動態】谷歌Q1雲端營收衝上200億，股價漲4%市場信什麼？ - CMoney投資網誌</w:t>
         <w:br/>
-        <w:t>- Wiwynn：焦點股：緯穎有望受惠亞馬遜AI投資擴張， 股價沿短期均線走高 - MSN</w:t>
+        <w:t>- Wiwynn：一口氣點名14檔！ 謝金河讚：站在AI浪尖上的科技巨擘 - 東森電視</w:t>
         <w:br/>
-        <w:t>- Wiwynn：〈電子五哥營收〉仁寶Q1營收重返2000億元 預期Q2 AI伺服器維持倍數成長 - 優分析UAnalyze</w:t>
-        <w:br/>
-        <w:t>- Wiwynn：AI需求從訓練轉向推論市場 華碩、技嘉、微星伺服器業務進入收割期 - 優分析UAnalyze</w:t>
+        <w:t>- Wiwynn：台股高檔震盪偷看大主力作業！ 00981A持股名單曝光AI伺服器、網通、散熱全入列 - 鏡報</w:t>
         <w:br/>
         <w:br/>
         <w:t>【技術更新相關新聞】</w:t>
         <w:br/>
-        <w:t>- Wiwynn：〈焦點股〉緯穎AI伺服器暢旺續布局北美 衝上5000元創新天價 - news.cnyes.com</w:t>
+        <w:t>- Oracle：Data Center World 2026: AI Pushes Infrastructure to New Limits - Data Center Knowledge</w:t>
         <w:br/>
-        <w:t>- Wiwynn：目標價喊上天價！「AI伺服器大廠」週線狂收連5紅 法人看旺今年賺30個股本 - Yahoo股市</w:t>
+        <w:t>- Oracle：Service to servers: Vinny’s journey from the military to Oracle data centers - Oracle Blogs</w:t>
         <w:br/>
-        <w:t>- Wiwynn：AI伺服器動能續強，緯穎訂單能見度高- 新聞 - MoneyDJ理財網</w:t>
+        <w:t>- Oracle：Powering AI: Barclays Names Best Data Center Operator Stocks to Own - Investing.com</w:t>
         <w:br/>
-        <w:t>- Wiwynn：搶下 AI 伺服器轉單題材加持 緯穎股價創新高 - 經濟日報</w:t>
+        <w:t>- Oracle：Oracle reportedly cancels $1.4B AI server order with Supermicro - MSN</w:t>
         <w:br/>
-        <w:t>- Wiwynn：【即時新聞】緯穎股價站上4890元歷史新高，AI伺服器轉單題材加持業績成長 - CMoney投資網誌</w:t>
+        <w:t>- Oracle：News | Blackstone launches data center REIT in bet on AI boom - CoStar</w:t>
         <w:br/>
-        <w:t>- Wiwynn：AI伺服器夯 緯穎3月每股賺27.1元 - 中時新聞網</w:t>
+        <w:t>- Oracle：Related Digital and Blackstone secure $16 billion to build Oracle's Michigan AI data center - qz.com</w:t>
         <w:br/>
-        <w:t>- Wiwynn：【即時新聞】緯穎宣布取得德州兩處廠房使用權，面積逾87萬平方英尺強化北美AI伺服器布局 - CMoney投資網誌</w:t>
+        <w:t>- Oracle：Data centers are now military targets: Iran threatens Stargate AI facility after strikes on AWS and Oracle in the Gulf - Silicon Canals</w:t>
         <w:br/>
-        <w:t>- Wiwynn：【10:56 即時新聞】緯穎(6669)股價大漲逾8%，AI伺服器轉單與Agentic AI題材發酵＋多方格局延續、法人與主力同步加碼 - CMoney投資網誌</w:t>
+        <w:t>- Oracle：Bloom Energy Rockets 23% as Fuel Cell Tech Becomes the AI Data Center Power Play of 2026 - 24/7 Wall St.</w:t>
         <w:br/>
-        <w:t>- Wiwynn：IT 硬體廠第1季營收超標 法人看好這些伺服器供應鏈 - 經濟日報</w:t>
+        <w:t>- Oracle：As Super Micro Computer Expands Its Data Center Offerings, Should You Buy, Sell, or Hold SMCI Stock? - FinancialContent</w:t>
         <w:br/>
-        <w:t>- Wiwynn：法人喊價6500元！「AI伺服器廠」單月EPS賺27元超狂 Meta、甲骨文訂單加持業績強漲 - Yahoo股市</w:t>
+        <w:t>- Oracle：Cloud, data center and AI hires signal next phase of infrastructure expansion - EdgeIR</w:t>
         <w:br/>
-        <w:t>- Wiwynn：研調：通用型伺服器交期延長- 日報 - 工商時報</w:t>
+        <w:t>- Oracle：OpenAI reworks Stargate data center strategy as site plans change - digitimes</w:t>
         <w:br/>
-        <w:t>- Wiwynn：【12:42 即時新聞】緯穎(6669)股價大漲至4585元，上漲7.88%，受AI伺服器與雲端題材加溫帶動，搭配三大法人與主力連日偏多籌碼加持 - CMoney投資網誌</w:t>
+        <w:t>- Oracle：How Oracle’s Canceled Nvidia Server Order At Supermicro (SMCI) Has Changed Its AI Infrastructure Investment Story - Yahoo Finance</w:t>
         <w:br/>
-        <w:t>- Wiwynn：目標價喊上天價！「AI伺服器大廠」週線狂收連5紅 法人看旺今年賺30個股本 - Yahoo新聞</w:t>
+        <w:t>- Oracle：From OpenAI to Nvidia, firms channel billions into AI infrastructure as demand booms - Reuters</w:t>
         <w:br/>
-        <w:t>- Wiwynn：市場關注緯穎AI伺服器出貨量變化？ - 聯合新聞網</w:t>
+        <w:t>- Oracle：Bloom Energy Jumps 14%, Oracle Rises 7% as Fuel Cell Deal Fuels AI Data Center Power Race - AOL.com</w:t>
         <w:br/>
-        <w:t>- Wiwynn：〈電子五哥營收〉緯創3月、Q1營收雙創高 預期Q2伺服器動能持續走強 - 優分析UAnalyze</w:t>
+        <w:t>- Oracle：NVIDIA's AI Factory Vision: Can It Further Boost Data Center Growth? - TradingView</w:t>
         <w:br/>
-        <w:t>- Wiwynn：AI伺服器是否為緯穎獲利關鍵？ - 聯合新聞網</w:t>
+        <w:t>- Oracle：5 stocks positioned to win the AI data center buildout - MSN</w:t>
         <w:br/>
-        <w:t>- Wiwynn：《DJ在線》AI伺服器續強，組裝廠Q2動能延續- 新聞 - MoneyDJ理財網</w:t>
+        <w:t>- Oracle：Iranian missile blitz takes down AWS data centers in Bahrain and Dubai — Amazon reportedly declares “hard down” status for multiple zones - Tom's Hardware</w:t>
         <w:br/>
-        <w:t>- Wiwynn：AI伺服器是否為緯穎未來主要獲利來源？ - 聯合新聞網</w:t>
+        <w:t>- Oracle：Data Center Liquid Cooling Market: Size, Share and Forecast - vocal.media</w:t>
         <w:br/>
-        <w:t>- Wiwynn：AI伺服器需求強勁，緯穎獲利為何未明顯提升？ - 聯合新聞網</w:t>
+        <w:t>- Oracle：Omer Adam’s AI company signs billion-dollar deal with AI infrastructure giant Crusoe - The Jerusalem Post</w:t>
         <w:br/>
-        <w:t>- Wiwynn：AI伺服器需求對緯穎股價影響？ - 聯合新聞網</w:t>
+        <w:t>- Oracle：Oracle’s $16 Billion Michigan Campus: A Tale of Record Orders, Canceled Servers, and Investor Jitt - AD HOC NEWS</w:t>
+        <w:br/>
+        <w:t>- Oracle：Iran declared AWS, Google, and Microsoft data centers military targets. The legal and strategic fallout is just beginning - Silicon Canals</w:t>
+        <w:br/>
+        <w:t>- Oracle：Cloud Computing Stocks: Find Top Cloud Stocks And Track Industry Trends - Investor's Business Daily</w:t>
+        <w:br/>
+        <w:t>- Oracle：Bloom Energy Stock Rockets 17% on Massive Oracle Deal to Power AI Data Centers with 2.8 GW Fuel Cells - International Business Times Australia</w:t>
+        <w:br/>
+        <w:t>- Oracle：The Rapid Growth of Modular Data Centers and Supermicro Expansion - HarianBasis.co</w:t>
+        <w:br/>
+        <w:t>- Oracle：Google Picks Vizag for $15 Billion AI Data Center, Puts City on Global Tech Map - Analytics Insight</w:t>
+        <w:br/>
+        <w:t>- Oracle：Oracle Secures 16 Billion Dollar Financing for Michigan Data Center - HarianBasis.co</w:t>
+        <w:br/>
+        <w:t>- Oracle：甲骨文將美超微訂單轉給台廠 台伺服器廠重要性再上層樓 - DIGITIMES</w:t>
+        <w:br/>
+        <w:t>- Oracle：【即時新聞】緯穎股價站上4890元歷史新高，AI伺服器轉單題材加持業績成長 - CMoney投資網誌</w:t>
+        <w:br/>
+        <w:t>- Oracle：【即時新聞】緯穎有機會爭取甲骨文轉單，300至400個GB300 NVL72機櫃潛在訂單 - CMoney投資網誌</w:t>
+        <w:br/>
+        <w:t>- Oracle：美超微丟甲骨文441億機櫃大單竟上演「反向噴漲」 關鍵資金動向曝光 - 知新聞</w:t>
+        <w:br/>
+        <w:t>- Oracle：【即時新聞】緯穎最新傳承接Oracle 300至400個GB300機櫃訂單，股價展現強勁補漲動能，EPS中位數上看326元 - CMoney投資網誌</w:t>
+        <w:br/>
+        <w:t>- Oracle：AI伺服器夯 緯穎3月每股賺27.1元 - 中時新聞網</w:t>
+        <w:br/>
+        <w:t>- Oracle：財經名嘴Jim Cramer欽點散熱商機 看好AI基礎設施商Vertiv - PChome Online 新聞</w:t>
+        <w:br/>
+        <w:t>- Oracle：【即時新聞】緯穎(6669)傳承接Oracle 300至400個輝達GB300機櫃訂單，股價展現強勁補漲動能 - CMoney投資網誌</w:t>
+        <w:br/>
+        <w:t>- Wiwynn：Oracle moves Supermicro orders to Taiwan, elevating local server makers - digitimes</w:t>
+        <w:br/>
+        <w:t>- Wiwynn：Wiwynn Rides AI Server Boom to Record-Breaking Quarter - TVBS新聞網</w:t>
+        <w:br/>
+        <w:t>- Wiwynn：Oracle Corporation (ORCL) - Reported Cancellation of $1.4B Super Micro AI Rack Contract Triggers Cross-Sector Volatility - Stock Idea Sharing Hub - Newser</w:t>
+        <w:br/>
+        <w:t>- Wiwynn：AI伺服器進入爆發期 台廠搶進整櫃戰場 - 民報</w:t>
+        <w:br/>
+        <w:t>- Wiwynn：AI主升段擴散！載板、散熱、電源接棒、法人點名買進一次看 | 新頭殼 - LINE TODAY</w:t>
+        <w:br/>
+        <w:t>- Wiwynn：匯鑽科AI矽光子接單加速且水冷散熱組件自主生產 泰國新增產能將動工 - 優分析UAnalyze</w:t>
+        <w:br/>
+        <w:t>- Wiwynn：大摩：散熱概念股第2季營收可望再創新高 上調奇鋐及富世達目標價 - 經濟日報</w:t>
+        <w:br/>
+        <w:t>- Wiwynn：Meta自研ASIC大軍來襲台積電2奈米重裝上陣台鏈先進封裝、ODM、伺服器、散熱廠全面啟動- 日報 - 工商時報</w:t>
         <w:br/>
         <w:t>- Wiwynn：英業達砸逾32億元 桃園大溪打造 AI 伺服器新產能 - 經濟日報</w:t>
         <w:br/>
-        <w:t>- Wiwynn：AI伺服器需求對緯穎是利多還是利空？ - 聯合新聞網</w:t>
+        <w:t>- Wiwynn：00400A、00401A 淨值翻紅衝破 11 元！法人點名半導體、電源、散熱與高功率 - TechNews 科技新報</w:t>
         <w:br/>
-        <w:t>- Wiwynn：緯穎新廠將如何支援北美AI伺服器接單？ - 聯合新聞網</w:t>
-        <w:br/>
-        <w:t>- Wiwynn：緯穎對北美AI伺服器市場的長期佈局為何？ - 聯合新聞網</w:t>
-        <w:br/>
-        <w:t>- Wiwynn：新廠落成後，緯穎的AI伺服器產能預計增加多少？ - 聯合新聞網</w:t>
-        <w:br/>
-        <w:t>- Wiwynn：緯穎新廠的落成對北美AI伺服器供應鏈有何影響？ - 聯合新聞網</w:t>
-        <w:br/>
-        <w:t>- Wiwynn：討論牆 | AI伺服器動能續強，緯穎訂單能見度高 - LINE TODAY</w:t>
-        <w:br/>
-        <w:t>- Wiwynn：討論牆 | 〈焦點股〉緯穎AI伺服器暢旺續布局北美 衝上5000元創新天價 - LINE TODAY</w:t>
-        <w:br/>
-        <w:t>- Wiwynn：AI伺服器、筆電新品兩動能推升 廣達3月營收首破3000億元大關 - 知新聞</w:t>
-        <w:br/>
-        <w:t>- Wiwynn：EPS飆上500元！「AI伺服器大廠」目標價上看8000元 ASIC專案＋甲骨文轉單挹注利多明確 - FTNN 新聞網</w:t>
-        <w:br/>
-        <w:t>- Wiwynn：【即時新聞】鴻海AI伺服器出貨規模遭廣達追上，大和資本報告點出ODM產業投報率達30% - CMoney投資網誌</w:t>
-        <w:br/>
-        <w:t>- Wiwynn：致茂1Q26營運創高 AI伺服器與SLT測試驅動獲利爆發 - 優分析UAnalyze</w:t>
-        <w:br/>
-        <w:t>- Wiwynn：【即時新聞】高盛首選鴻海AI伺服器出貨放量，3-5月營收年增兩位數 - CMoney投資網誌</w:t>
-        <w:br/>
-        <w:t>- Wiwynn：〈電子五哥營收〉仁寶Q1營收重返2000億元 預期Q2 AI伺服器維持倍數成長 - 優分析UAnalyze</w:t>
-        <w:br/>
-        <w:t>- Wiwynn：AI需求從訓練轉向推論市場 華碩、技嘉、微星伺服器業務進入收割期 - 優分析UAnalyze</w:t>
+        <w:t>- Wiwynn：台股高檔震盪偷看大主力作業！ 00981A持股名單曝光AI伺服器、網通、散熱全入列 - 鏡報</w:t>
         <w:br/>
         <w:br/>
         <w:t>【財務與策略相關新聞】</w:t>
         <w:br/>
-        <w:t>- Wiwynn：美股法說 META｜Meta 財報超預期卻遭血洗？AI 資本支出成兩面刃，台廠供應鏈緯穎、廣達受矚 (META US) - sinotrade.com.tw</w:t>
+        <w:t>- Oracle：Oracle reportedly cancels $1.4B AI server order with Supermicro - MSN</w:t>
         <w:br/>
-        <w:t>- Wiwynn：IT 硬體廠第1季營收超標 法人看好這些伺服器供應鏈 - 經濟日報</w:t>
+        <w:t>- Oracle：How Oracle’s Canceled Nvidia Server Order At Supermicro (SMCI) Has Changed Its AI Infrastructure Investment Story - Yahoo Finance</w:t>
         <w:br/>
-        <w:t>- Wiwynn：緯創3月營收創單月新高 首季業績寫歷年單季最強 - 自由時報</w:t>
+        <w:t>- Oracle：Is Supermicro's AI Campus Expansion And Oracle Setback Altering The Investment Case For Super Micro Computer (SMCI)? - simplywall.st</w:t>
         <w:br/>
-        <w:t>- Wiwynn：緯創首季營收攀峰 緯穎同期最佳 - 經濟日報</w:t>
+        <w:t>- Oracle：Oracle Stock (ORCL): Investment Analysis &amp; Price Forecast 2026 - techi.com</w:t>
         <w:br/>
-        <w:t>- Wiwynn：緯創3月營收3,330億元創新高 緯穎986億元創次高 - 經濟日報</w:t>
+        <w:t>- Oracle：Oracle’s $16 Billion Michigan Campus: A Tale of Record Orders, Canceled Servers, and Investor Jitt - AD HOC NEWS</w:t>
         <w:br/>
-        <w:t>- Wiwynn：〈電子五哥營收〉緯創3月、Q1營收雙創高 預期Q2伺服器動能持續走強 - 優分析UAnalyze</w:t>
+        <w:t>- Oracle：Pre-Market Surge of Over 15%. What Oracle’s 2.8GW Fuel Cell Order Brings to Bloom Energy? - TradingKey</w:t>
         <w:br/>
-        <w:t>- Wiwynn：AI伺服器、筆電新品兩動能推升 廣達3月營收首破3000億元大關 - 知新聞</w:t>
+        <w:t>- Oracle：甲骨文將美超微訂單轉給台廠 台伺服器廠重要性再上層樓 - DIGITIMES</w:t>
         <w:br/>
-        <w:t>- Wiwynn：【即時新聞】鴻海AI伺服器出貨規模遭廣達追上，大和資本報告點出ODM產業投報率達30% - CMoney投資網誌</w:t>
+        <w:t>- Oracle：美超微痛失甲骨文「14億美元」訂單外資點名1台廠有望受惠| 財經焦點 - 太報 TaiSounds</w:t>
         <w:br/>
-        <w:t>- Wiwynn：緯創獲利噴發！3月營收狂吸3330億元、年增117％ 續創歷史新高 - FTNN 新聞網</w:t>
+        <w:t>- Oracle：《美股》OpenAI隱憂衝擊甲骨文/費半等巨頭財報- 新聞 - MoneyDJ理財網</w:t>
         <w:br/>
-        <w:t>- Wiwynn：投報率仍達三成！大和資本喊買三檔 ODM 廠 布局時機到 - 經濟日報</w:t>
+        <w:t>- Oracle：Bloom Energy擴大拿下甲骨文訂單 盤後股價大漲 - 優分析UAnalyze</w:t>
         <w:br/>
-        <w:t>- Wiwynn：CSP 業者今年資本支出有望逾5,000億美元 鴻海、緯穎等供應鏈受惠 | 市場焦點 | 證券 - 經濟日報</w:t>
+        <w:t>- Oracle：【即時新聞】緯穎有機會爭取甲骨文轉單，300至400個GB300 NVL72機櫃潛在訂單 - CMoney投資網誌</w:t>
         <w:br/>
-        <w:t>- Wiwynn：【即時新聞】高盛首選鴻海AI伺服器出貨放量，3-5月營收年增兩位數 - CMoney投資網誌</w:t>
+        <w:t>- Oracle：【即時新聞】緯穎最新傳承接Oracle 300至400個GB300機櫃訂單，股價展現強勁補漲動能，EPS中位數上看326元 - CMoney投資網誌</w:t>
         <w:br/>
-        <w:t>- Wiwynn：AI訂單接到手軟！廣達、緯創3月營收雙刷歷史新高 - 中時新聞網</w:t>
+        <w:t>- Oracle：【即時新聞】緯穎(6669)傳承接Oracle 300至400個輝達GB300機櫃訂單，股價展現強勁補漲動能 - CMoney投資網誌</w:t>
         <w:br/>
-        <w:t>- Wiwynn：EPS飆破27元！緯穎與「這探針卡大廠」熱到發燙直攻2027 營收年增17.8%權證熱 - FTNN 新聞網</w:t>
+        <w:t>- Wiwynn：Oracle moves Supermicro orders to Taiwan, elevating local server makers - digitimes</w:t>
         <w:br/>
-        <w:t>- Wiwynn：目標價全面大升！高盛點名「最強4台股」：鴻海列首選、緯穎衝6400元台廠營收連三月狂飆全面開火 - FTNN 新聞網</w:t>
+        <w:t>- Wiwynn：博通鎖定Google、Anthropic超大訂單，台廠TPU供應鏈迎來結構性升級｜股市話題｜豐雲學堂2026 年 05 月 - sinotrade.com.tw</w:t>
         <w:br/>
-        <w:t>- Wiwynn：〈電子五哥營收〉仁寶Q1營收重返2000億元 預期Q2 AI伺服器維持倍數成長 - 優分析UAnalyze</w:t>
+        <w:t>- Wiwynn：大摩：散熱概念股第2季營收可望再創新高 上調奇鋐及富世達目標價 - 經濟日報</w:t>
+        <w:br/>
+        <w:t>- Wiwynn：【最新消息】英特爾財報後飆20%，「10檔供應鏈」搶先關注！ - CMoney投資網誌</w:t>
+        <w:br/>
+        <w:t>- Wiwynn：環形均熱片成AI新標配 竑騰獨吞設備訂單、雙軌並進大擴產 - 優分析UAnalyze</w:t>
+        <w:br/>
+        <w:t>- Wiwynn：【美股動態】Google財報炸裂，台股AI鏈要飛？-CMoney 研究員 - CMoney投資網誌</w:t>
+        <w:br/>
+        <w:t>- Wiwynn：微軟 Q1 財報：AI 營收暴增 123%！1,900 億美元資本支出如何重塑台股供應鏈？ - CMoney投資網誌</w:t>
+        <w:br/>
+        <w:t>- Wiwynn：摩台結算、Google財報前！台股買點來了 - news.cnyes.com</w:t>
+        <w:br/>
+        <w:t>- Wiwynn：【美股動態】谷歌Q1雲端營收衝上200億，股價漲4%市場信什麼？ - CMoney投資網誌</w:t>
         <w:br/>
       </w:r>
     </w:p>
